--- a/The Deciding Case for Caoltion Theory.docx
+++ b/The Deciding Case for Caoltion Theory.docx
@@ -56,7 +56,7 @@
       </w:pPr>
       <w:r>
         <w:drawing>
-          <wp:inline xmlns:wp14="http://schemas.microsoft.com/office/word/2010/wordprocessingDrawing" wp14:editId="11F8D290" wp14:anchorId="53E13B93">
+          <wp:inline xmlns:wp14="http://schemas.microsoft.com/office/word/2010/wordprocessingDrawing" wp14:editId="11B5EEF4" wp14:anchorId="53E13B93">
             <wp:extent cx="4486275" cy="990600"/>
             <wp:effectExtent l="0" t="0" r="0" b="0"/>
             <wp:docPr id="1671750049" name="drawing"/>
@@ -506,7 +506,7 @@
         <w:t xml:space="preserve"> )) due to localized field gradients.</w:t>
       </w:r>
     </w:p>
-    <w:p xmlns:wp14="http://schemas.microsoft.com/office/word/2010/wordml" wp14:paraId="606CA9D7" wp14:textId="21639DED">
+    <w:p xmlns:wp14="http://schemas.microsoft.com/office/word/2010/wordml" wp14:paraId="606CA9D7" wp14:textId="200ED771">
       <w:pPr>
         <w:suppressLineNumbers w:val="0"/>
         <w:bidi w:val="0"/>
@@ -541,7 +541,39 @@
           <w:szCs w:val="24"/>
           <w:lang w:val="en-US"/>
         </w:rPr>
-        <w:t>Is this why stars can seem to oscillate somtimes at night?</w:t>
+        <w:t xml:space="preserve">Is this why stars can seem to oscillate </w:t>
+      </w:r>
+      <w:r>
+        <w:rPr>
+          <w:rFonts w:ascii="Calibri" w:hAnsi="Calibri" w:eastAsia="Calibri" w:cs="Calibri"/>
+          <w:b w:val="0"/>
+          <w:bCs w:val="0"/>
+          <w:i w:val="0"/>
+          <w:iCs w:val="0"/>
+          <w:caps w:val="0"/>
+          <w:smallCaps w:val="0"/>
+          <w:noProof w:val="0"/>
+          <w:sz w:val="24"/>
+          <w:szCs w:val="24"/>
+          <w:lang w:val="en-US"/>
+        </w:rPr>
+        <w:t>sometimes</w:t>
+      </w:r>
+      <w:r>
+        <w:rPr>
+          <w:rFonts w:ascii="Calibri" w:hAnsi="Calibri" w:eastAsia="Calibri" w:cs="Calibri"/>
+          <w:b w:val="0"/>
+          <w:bCs w:val="0"/>
+          <w:i w:val="0"/>
+          <w:iCs w:val="0"/>
+          <w:caps w:val="0"/>
+          <w:smallCaps w:val="0"/>
+          <w:noProof w:val="0"/>
+          <w:sz w:val="24"/>
+          <w:szCs w:val="24"/>
+          <w:lang w:val="en-US"/>
+        </w:rPr>
+        <w:t xml:space="preserve"> at night?</w:t>
       </w:r>
     </w:p>
     <w:p xmlns:wp14="http://schemas.microsoft.com/office/word/2010/wordml" wp14:paraId="1AE55764" wp14:textId="1384C3A0">
@@ -909,7 +941,41 @@
           <w:szCs w:val="24"/>
           <w:lang w:val="en-US"/>
         </w:rPr>
-        <w:t>Your equation calculates the phase shift, meaning it tracks how much the wave's arrival profile is delayed and distorted by the spatial gradients (</w:t>
+        <w:t xml:space="preserve">Your equation calculates the phase shift, meaning it tracks how much the </w:t>
+      </w:r>
+      <w:bookmarkStart w:name="_Int_vrsyd1U4" w:id="1424352029"/>
+      <w:r>
+        <w:rPr>
+          <w:rFonts w:ascii="Calibri" w:hAnsi="Calibri" w:eastAsia="Calibri" w:cs="Calibri"/>
+          <w:b w:val="0"/>
+          <w:bCs w:val="0"/>
+          <w:i w:val="0"/>
+          <w:iCs w:val="0"/>
+          <w:caps w:val="0"/>
+          <w:smallCaps w:val="0"/>
+          <w:noProof w:val="0"/>
+          <w:sz w:val="24"/>
+          <w:szCs w:val="24"/>
+          <w:lang w:val="en-US"/>
+        </w:rPr>
+        <w:t>wave's</w:t>
+      </w:r>
+      <w:bookmarkEnd w:id="1424352029"/>
+      <w:r>
+        <w:rPr>
+          <w:rFonts w:ascii="Calibri" w:hAnsi="Calibri" w:eastAsia="Calibri" w:cs="Calibri"/>
+          <w:b w:val="0"/>
+          <w:bCs w:val="0"/>
+          <w:i w:val="0"/>
+          <w:iCs w:val="0"/>
+          <w:caps w:val="0"/>
+          <w:smallCaps w:val="0"/>
+          <w:noProof w:val="0"/>
+          <w:sz w:val="24"/>
+          <w:szCs w:val="24"/>
+          <w:lang w:val="en-US"/>
+        </w:rPr>
+        <w:t xml:space="preserve"> arrival profile is delayed and distorted by the spatial gradients (</w:t>
       </w:r>
       <w:r>
         <w:rPr>
@@ -1241,7 +1307,41 @@
           <w:szCs w:val="24"/>
           <w:lang w:val="en-US"/>
         </w:rPr>
-        <w:t>). It tracks the cumulative delay and localized positional distortions of the wave peaks as they navigate the spatial variations (</w:t>
+        <w:t xml:space="preserve">). It tracks the cumulative delay and </w:t>
+      </w:r>
+      <w:bookmarkStart w:name="_Int_dBkaYpnU" w:id="369931129"/>
+      <w:r>
+        <w:rPr>
+          <w:rFonts w:ascii="Calibri" w:hAnsi="Calibri" w:eastAsia="Calibri" w:cs="Calibri"/>
+          <w:b w:val="0"/>
+          <w:bCs w:val="0"/>
+          <w:i w:val="0"/>
+          <w:iCs w:val="0"/>
+          <w:caps w:val="0"/>
+          <w:smallCaps w:val="0"/>
+          <w:noProof w:val="0"/>
+          <w:sz w:val="24"/>
+          <w:szCs w:val="24"/>
+          <w:lang w:val="en-US"/>
+        </w:rPr>
+        <w:t>localized</w:t>
+      </w:r>
+      <w:bookmarkEnd w:id="369931129"/>
+      <w:r>
+        <w:rPr>
+          <w:rFonts w:ascii="Calibri" w:hAnsi="Calibri" w:eastAsia="Calibri" w:cs="Calibri"/>
+          <w:b w:val="0"/>
+          <w:bCs w:val="0"/>
+          <w:i w:val="0"/>
+          <w:iCs w:val="0"/>
+          <w:caps w:val="0"/>
+          <w:smallCaps w:val="0"/>
+          <w:noProof w:val="0"/>
+          <w:sz w:val="24"/>
+          <w:szCs w:val="24"/>
+          <w:lang w:val="en-US"/>
+        </w:rPr>
+        <w:t xml:space="preserve"> positional distortions of the wave peaks as they navigate the spatial variations (</w:t>
       </w:r>
       <w:r>
         <w:rPr>
@@ -1273,7 +1373,41 @@
           <w:szCs w:val="24"/>
           <w:lang w:val="en-US"/>
         </w:rPr>
-        <w:t>) of the medium, without changing the wave's core frequency.</w:t>
+        <w:t xml:space="preserve">) of the medium, without changing the </w:t>
+      </w:r>
+      <w:bookmarkStart w:name="_Int_N5LdCjhP" w:id="1023443393"/>
+      <w:r>
+        <w:rPr>
+          <w:rFonts w:ascii="Calibri" w:hAnsi="Calibri" w:eastAsia="Calibri" w:cs="Calibri"/>
+          <w:b w:val="0"/>
+          <w:bCs w:val="0"/>
+          <w:i w:val="0"/>
+          <w:iCs w:val="0"/>
+          <w:caps w:val="0"/>
+          <w:smallCaps w:val="0"/>
+          <w:noProof w:val="0"/>
+          <w:sz w:val="24"/>
+          <w:szCs w:val="24"/>
+          <w:lang w:val="en-US"/>
+        </w:rPr>
+        <w:t>wave's</w:t>
+      </w:r>
+      <w:bookmarkEnd w:id="1023443393"/>
+      <w:r>
+        <w:rPr>
+          <w:rFonts w:ascii="Calibri" w:hAnsi="Calibri" w:eastAsia="Calibri" w:cs="Calibri"/>
+          <w:b w:val="0"/>
+          <w:bCs w:val="0"/>
+          <w:i w:val="0"/>
+          <w:iCs w:val="0"/>
+          <w:caps w:val="0"/>
+          <w:smallCaps w:val="0"/>
+          <w:noProof w:val="0"/>
+          <w:sz w:val="24"/>
+          <w:szCs w:val="24"/>
+          <w:lang w:val="en-US"/>
+        </w:rPr>
+        <w:t xml:space="preserve"> core frequency.</w:t>
       </w:r>
     </w:p>
     <w:p xmlns:wp14="http://schemas.microsoft.com/office/word/2010/wordml" wp14:paraId="7BEEBE43" wp14:textId="1205E132">
@@ -2616,7 +2750,7 @@
       </w:pPr>
       <w:r>
         <w:drawing>
-          <wp:inline xmlns:wp14="http://schemas.microsoft.com/office/word/2010/wordprocessingDrawing" wp14:editId="2E69A987" wp14:anchorId="673EAA49">
+          <wp:inline xmlns:wp14="http://schemas.microsoft.com/office/word/2010/wordprocessingDrawing" wp14:editId="03E027E0" wp14:anchorId="673EAA49">
             <wp:extent cx="6858000" cy="2590800"/>
             <wp:effectExtent l="0" t="0" r="0" b="0"/>
             <wp:docPr id="1955000451" name="drawing"/>
@@ -4173,7 +4307,7 @@
       </w:pPr>
       <w:r>
         <w:drawing>
-          <wp:inline xmlns:wp14="http://schemas.microsoft.com/office/word/2010/wordprocessingDrawing" wp14:editId="6CA4B91C" wp14:anchorId="38933E8F">
+          <wp:inline xmlns:wp14="http://schemas.microsoft.com/office/word/2010/wordprocessingDrawing" wp14:editId="41297191" wp14:anchorId="38933E8F">
             <wp:extent cx="6858000" cy="2181225"/>
             <wp:effectExtent l="0" t="0" r="0" b="0"/>
             <wp:docPr id="1552835041" name="drawing"/>
@@ -4946,7 +5080,7 @@
       </w:pPr>
       <w:r>
         <w:drawing>
-          <wp:inline xmlns:wp14="http://schemas.microsoft.com/office/word/2010/wordprocessingDrawing" wp14:editId="755B8548" wp14:anchorId="4488CC99">
+          <wp:inline xmlns:wp14="http://schemas.microsoft.com/office/word/2010/wordprocessingDrawing" wp14:editId="6F8BA64E" wp14:anchorId="4488CC99">
             <wp:extent cx="6858000" cy="3676650"/>
             <wp:effectExtent l="0" t="0" r="0" b="0"/>
             <wp:docPr id="1879612586" name="drawing"/>
@@ -5192,7 +5326,7 @@
       </w:pPr>
       <w:r>
         <w:drawing>
-          <wp:inline xmlns:wp14="http://schemas.microsoft.com/office/word/2010/wordprocessingDrawing" wp14:editId="338D5FE2" wp14:anchorId="2FC21D14">
+          <wp:inline xmlns:wp14="http://schemas.microsoft.com/office/word/2010/wordprocessingDrawing" wp14:editId="4FAB96D6" wp14:anchorId="2FC21D14">
             <wp:extent cx="6858000" cy="4524375"/>
             <wp:effectExtent l="0" t="0" r="0" b="0"/>
             <wp:docPr id="697202165" name="drawing"/>
@@ -7009,7 +7143,7 @@
       </w:pPr>
       <w:r>
         <w:drawing>
-          <wp:inline xmlns:wp14="http://schemas.microsoft.com/office/word/2010/wordprocessingDrawing" wp14:editId="496517BF" wp14:anchorId="47D50BAD">
+          <wp:inline xmlns:wp14="http://schemas.microsoft.com/office/word/2010/wordprocessingDrawing" wp14:editId="6E6C63B4" wp14:anchorId="47D50BAD">
             <wp:extent cx="6858000" cy="847725"/>
             <wp:effectExtent l="0" t="0" r="0" b="0"/>
             <wp:docPr id="2056117563" name="drawing"/>
@@ -7582,7 +7716,7 @@
       </w:r>
       <w:r>
         <w:drawing>
-          <wp:inline xmlns:wp14="http://schemas.microsoft.com/office/word/2010/wordprocessingDrawing" wp14:editId="0129627D" wp14:anchorId="25025C1C">
+          <wp:inline xmlns:wp14="http://schemas.microsoft.com/office/word/2010/wordprocessingDrawing" wp14:editId="0577DF29" wp14:anchorId="25025C1C">
             <wp:extent cx="6743700" cy="1152049"/>
             <wp:effectExtent l="0" t="0" r="0" b="0"/>
             <wp:docPr id="882096274" name="drawing"/>
@@ -7763,7 +7897,7 @@
       </w:pPr>
       <w:r>
         <w:drawing>
-          <wp:inline xmlns:wp14="http://schemas.microsoft.com/office/word/2010/wordprocessingDrawing" wp14:editId="3B3447DD" wp14:anchorId="361DEDC3">
+          <wp:inline xmlns:wp14="http://schemas.microsoft.com/office/word/2010/wordprocessingDrawing" wp14:editId="12DA8832" wp14:anchorId="361DEDC3">
             <wp:extent cx="6858000" cy="942975"/>
             <wp:effectExtent l="0" t="0" r="0" b="0"/>
             <wp:docPr id="2097401404" name="drawing"/>
@@ -8046,7 +8180,7 @@
       </w:pPr>
       <w:r>
         <w:drawing>
-          <wp:inline xmlns:wp14="http://schemas.microsoft.com/office/word/2010/wordprocessingDrawing" wp14:editId="5E55E8F7" wp14:anchorId="6925F4D7">
+          <wp:inline xmlns:wp14="http://schemas.microsoft.com/office/word/2010/wordprocessingDrawing" wp14:editId="14E5A2C3" wp14:anchorId="6925F4D7">
             <wp:extent cx="6858000" cy="1866900"/>
             <wp:effectExtent l="0" t="0" r="0" b="0"/>
             <wp:docPr id="1121971698" name="drawing"/>
@@ -8376,7 +8510,7 @@
       </w:pPr>
       <w:r>
         <w:drawing>
-          <wp:inline xmlns:wp14="http://schemas.microsoft.com/office/word/2010/wordprocessingDrawing" wp14:editId="4AA1F0FA" wp14:anchorId="4FD109A8">
+          <wp:inline xmlns:wp14="http://schemas.microsoft.com/office/word/2010/wordprocessingDrawing" wp14:editId="30E4072A" wp14:anchorId="4FD109A8">
             <wp:extent cx="6858000" cy="990600"/>
             <wp:effectExtent l="0" t="0" r="0" b="0"/>
             <wp:docPr id="1161732699" name="drawing"/>
@@ -8531,7 +8665,7 @@
       </w:pPr>
       <w:r>
         <w:drawing>
-          <wp:inline xmlns:wp14="http://schemas.microsoft.com/office/word/2010/wordprocessingDrawing" wp14:editId="62D1DBA8" wp14:anchorId="545772F6">
+          <wp:inline xmlns:wp14="http://schemas.microsoft.com/office/word/2010/wordprocessingDrawing" wp14:editId="767F0DA3" wp14:anchorId="545772F6">
             <wp:extent cx="6858000" cy="990600"/>
             <wp:effectExtent l="0" t="0" r="0" b="0"/>
             <wp:docPr id="105869880" name="drawing"/>
@@ -8756,7 +8890,7 @@
       </w:pPr>
       <w:r>
         <w:drawing>
-          <wp:inline xmlns:wp14="http://schemas.microsoft.com/office/word/2010/wordprocessingDrawing" wp14:editId="6B026FDA" wp14:anchorId="379192E1">
+          <wp:inline xmlns:wp14="http://schemas.microsoft.com/office/word/2010/wordprocessingDrawing" wp14:editId="1A94F373" wp14:anchorId="379192E1">
             <wp:extent cx="6858000" cy="2238375"/>
             <wp:effectExtent l="0" t="0" r="0" b="0"/>
             <wp:docPr id="1244839028" name="drawing"/>
@@ -8876,7 +9010,7 @@
       </w:pPr>
       <w:r>
         <w:drawing>
-          <wp:inline xmlns:wp14="http://schemas.microsoft.com/office/word/2010/wordprocessingDrawing" wp14:editId="3AE87A2A" wp14:anchorId="08E578C0">
+          <wp:inline xmlns:wp14="http://schemas.microsoft.com/office/word/2010/wordprocessingDrawing" wp14:editId="3EE3B0C9" wp14:anchorId="08E578C0">
             <wp:extent cx="6858000" cy="790575"/>
             <wp:effectExtent l="0" t="0" r="0" b="0"/>
             <wp:docPr id="2075383989" name="drawing"/>
@@ -9474,7 +9608,7 @@
       </w:pPr>
       <w:r>
         <w:drawing>
-          <wp:inline xmlns:wp14="http://schemas.microsoft.com/office/word/2010/wordprocessingDrawing" wp14:editId="4BEB88B4" wp14:anchorId="2C09D823">
+          <wp:inline xmlns:wp14="http://schemas.microsoft.com/office/word/2010/wordprocessingDrawing" wp14:editId="4573912C" wp14:anchorId="2C09D823">
             <wp:extent cx="6858000" cy="2124075"/>
             <wp:effectExtent l="0" t="0" r="0" b="0"/>
             <wp:docPr id="1666512474" name="drawing"/>
@@ -10147,7 +10281,7 @@
       </w:pPr>
       <w:r>
         <w:drawing>
-          <wp:inline xmlns:wp14="http://schemas.microsoft.com/office/word/2010/wordprocessingDrawing" wp14:editId="432F98D3" wp14:anchorId="0F4AD23E">
+          <wp:inline xmlns:wp14="http://schemas.microsoft.com/office/word/2010/wordprocessingDrawing" wp14:editId="6E6356B1" wp14:anchorId="0F4AD23E">
             <wp:extent cx="6858000" cy="2609850"/>
             <wp:effectExtent l="0" t="0" r="0" b="0"/>
             <wp:docPr id="439972450" name="drawing"/>
@@ -11105,7 +11239,7 @@
       </w:pPr>
       <w:r>
         <w:drawing>
-          <wp:inline xmlns:wp14="http://schemas.microsoft.com/office/word/2010/wordprocessingDrawing" wp14:editId="20C5BBB0" wp14:anchorId="31B1856C">
+          <wp:inline xmlns:wp14="http://schemas.microsoft.com/office/word/2010/wordprocessingDrawing" wp14:editId="67FAF833" wp14:anchorId="31B1856C">
             <wp:extent cx="6858000" cy="1666875"/>
             <wp:effectExtent l="0" t="0" r="0" b="0"/>
             <wp:docPr id="631730479" name="drawing"/>
@@ -11497,7 +11631,7 @@
       </w:pPr>
       <w:r>
         <w:drawing>
-          <wp:inline xmlns:wp14="http://schemas.microsoft.com/office/word/2010/wordprocessingDrawing" wp14:editId="7398F726" wp14:anchorId="6FBCD033">
+          <wp:inline xmlns:wp14="http://schemas.microsoft.com/office/word/2010/wordprocessingDrawing" wp14:editId="79206F7F" wp14:anchorId="6FBCD033">
             <wp:extent cx="6858000" cy="4610100"/>
             <wp:effectExtent l="0" t="0" r="0" b="0"/>
             <wp:docPr id="2105648861" name="drawing"/>
@@ -11857,7 +11991,7 @@
       </w:pPr>
       <w:r>
         <w:drawing>
-          <wp:inline xmlns:wp14="http://schemas.microsoft.com/office/word/2010/wordprocessingDrawing" wp14:editId="32999695" wp14:anchorId="668FA9E7">
+          <wp:inline xmlns:wp14="http://schemas.microsoft.com/office/word/2010/wordprocessingDrawing" wp14:editId="2B47BF72" wp14:anchorId="668FA9E7">
             <wp:extent cx="6858000" cy="5048250"/>
             <wp:effectExtent l="0" t="0" r="0" b="0"/>
             <wp:docPr id="1960198070" name="drawing"/>
@@ -12342,7 +12476,7 @@
       </w:pPr>
       <w:r>
         <w:drawing>
-          <wp:inline xmlns:wp14="http://schemas.microsoft.com/office/word/2010/wordprocessingDrawing" wp14:editId="2F0AA717" wp14:anchorId="4EA81924">
+          <wp:inline xmlns:wp14="http://schemas.microsoft.com/office/word/2010/wordprocessingDrawing" wp14:editId="08467421" wp14:anchorId="4EA81924">
             <wp:extent cx="6762750" cy="3390900"/>
             <wp:effectExtent l="0" t="0" r="0" b="0"/>
             <wp:docPr id="1241455580" name="drawing"/>
@@ -12492,7 +12626,7 @@
       </w:pPr>
       <w:r>
         <w:drawing>
-          <wp:inline xmlns:wp14="http://schemas.microsoft.com/office/word/2010/wordprocessingDrawing" wp14:editId="0A85E4F0" wp14:anchorId="02E3D59F">
+          <wp:inline xmlns:wp14="http://schemas.microsoft.com/office/word/2010/wordprocessingDrawing" wp14:editId="09102B4A" wp14:anchorId="02E3D59F">
             <wp:extent cx="6858000" cy="1057275"/>
             <wp:effectExtent l="0" t="0" r="0" b="0"/>
             <wp:docPr id="631576477" name="drawing"/>
@@ -12741,7 +12875,7 @@
       </w:pPr>
       <w:r>
         <w:drawing>
-          <wp:inline xmlns:wp14="http://schemas.microsoft.com/office/word/2010/wordprocessingDrawing" wp14:editId="184B0255" wp14:anchorId="7ACBE7AC">
+          <wp:inline xmlns:wp14="http://schemas.microsoft.com/office/word/2010/wordprocessingDrawing" wp14:editId="09BA4310" wp14:anchorId="7ACBE7AC">
             <wp:extent cx="6858000" cy="1257300"/>
             <wp:effectExtent l="0" t="0" r="0" b="0"/>
             <wp:docPr id="78111074" name="drawing"/>
@@ -13263,7 +13397,7 @@
       </w:pPr>
       <w:r>
         <w:drawing>
-          <wp:inline xmlns:wp14="http://schemas.microsoft.com/office/word/2010/wordprocessingDrawing" wp14:editId="6D9C1089" wp14:anchorId="4765B38A">
+          <wp:inline xmlns:wp14="http://schemas.microsoft.com/office/word/2010/wordprocessingDrawing" wp14:editId="3292DEBE" wp14:anchorId="4765B38A">
             <wp:extent cx="6756149" cy="5686425"/>
             <wp:effectExtent l="0" t="0" r="0" b="0"/>
             <wp:docPr id="1277153097" name="drawing"/>
@@ -13491,7 +13625,7 @@
       </w:pPr>
       <w:r>
         <w:drawing>
-          <wp:inline xmlns:wp14="http://schemas.microsoft.com/office/word/2010/wordprocessingDrawing" wp14:editId="5395436C" wp14:anchorId="191EE258">
+          <wp:inline xmlns:wp14="http://schemas.microsoft.com/office/word/2010/wordprocessingDrawing" wp14:editId="53D59246" wp14:anchorId="191EE258">
             <wp:extent cx="6858000" cy="6438900"/>
             <wp:effectExtent l="0" t="0" r="0" b="0"/>
             <wp:docPr id="1659550850" name="drawing"/>
@@ -14175,7 +14309,7 @@
       </w:pPr>
       <w:r>
         <w:drawing>
-          <wp:inline xmlns:wp14="http://schemas.microsoft.com/office/word/2010/wordprocessingDrawing" wp14:editId="00E8BE12" wp14:anchorId="6E7587D8">
+          <wp:inline xmlns:wp14="http://schemas.microsoft.com/office/word/2010/wordprocessingDrawing" wp14:editId="029BAA01" wp14:anchorId="6E7587D8">
             <wp:extent cx="6858000" cy="6667500"/>
             <wp:effectExtent l="0" t="0" r="0" b="0"/>
             <wp:docPr id="1496763760" name="drawing"/>
@@ -14224,7 +14358,7 @@
       </w:pPr>
       <w:r>
         <w:drawing>
-          <wp:inline xmlns:wp14="http://schemas.microsoft.com/office/word/2010/wordprocessingDrawing" wp14:editId="79774497" wp14:anchorId="2FE7FC47">
+          <wp:inline xmlns:wp14="http://schemas.microsoft.com/office/word/2010/wordprocessingDrawing" wp14:editId="354301B3" wp14:anchorId="2FE7FC47">
             <wp:extent cx="6858000" cy="6753225"/>
             <wp:effectExtent l="0" t="0" r="0" b="0"/>
             <wp:docPr id="439046059" name="drawing"/>
@@ -14768,7 +14902,7 @@
       </w:pPr>
       <w:r>
         <w:drawing>
-          <wp:inline xmlns:wp14="http://schemas.microsoft.com/office/word/2010/wordprocessingDrawing" wp14:editId="680E2B6F" wp14:anchorId="0AB33679">
+          <wp:inline xmlns:wp14="http://schemas.microsoft.com/office/word/2010/wordprocessingDrawing" wp14:editId="2E10B589" wp14:anchorId="0AB33679">
             <wp:extent cx="6858000" cy="2276475"/>
             <wp:effectExtent l="0" t="0" r="0" b="0"/>
             <wp:docPr id="1165749881" name="drawing"/>
@@ -14997,7 +15131,7 @@
       </w:pPr>
       <w:r>
         <w:drawing>
-          <wp:inline xmlns:wp14="http://schemas.microsoft.com/office/word/2010/wordprocessingDrawing" wp14:editId="0C78A446" wp14:anchorId="1EE6393C">
+          <wp:inline xmlns:wp14="http://schemas.microsoft.com/office/word/2010/wordprocessingDrawing" wp14:editId="2FE535BC" wp14:anchorId="1EE6393C">
             <wp:extent cx="6858000" cy="3667125"/>
             <wp:effectExtent l="0" t="0" r="0" b="0"/>
             <wp:docPr id="2067107147" name="drawing"/>
@@ -15162,7 +15296,7 @@
       </w:pPr>
       <w:r>
         <w:drawing>
-          <wp:inline xmlns:wp14="http://schemas.microsoft.com/office/word/2010/wordprocessingDrawing" wp14:editId="0BB4C201" wp14:anchorId="5A6A6116">
+          <wp:inline xmlns:wp14="http://schemas.microsoft.com/office/word/2010/wordprocessingDrawing" wp14:editId="090FF412" wp14:anchorId="5A6A6116">
             <wp:extent cx="6858000" cy="1457325"/>
             <wp:effectExtent l="0" t="0" r="0" b="0"/>
             <wp:docPr id="1117980740" name="drawing"/>
@@ -15581,7 +15715,7 @@
       </w:pPr>
       <w:r>
         <w:drawing>
-          <wp:inline xmlns:wp14="http://schemas.microsoft.com/office/word/2010/wordprocessingDrawing" wp14:editId="0D19E8CF" wp14:anchorId="5FBFC4D8">
+          <wp:inline xmlns:wp14="http://schemas.microsoft.com/office/word/2010/wordprocessingDrawing" wp14:editId="49830B5C" wp14:anchorId="5FBFC4D8">
             <wp:extent cx="6858000" cy="3324225"/>
             <wp:effectExtent l="0" t="0" r="0" b="0"/>
             <wp:docPr id="2133392448" name="drawing"/>
@@ -15698,7 +15832,7 @@
       </w:pPr>
       <w:r>
         <w:drawing>
-          <wp:inline xmlns:wp14="http://schemas.microsoft.com/office/word/2010/wordprocessingDrawing" wp14:editId="751D0EBE" wp14:anchorId="33E17A21">
+          <wp:inline xmlns:wp14="http://schemas.microsoft.com/office/word/2010/wordprocessingDrawing" wp14:editId="0A77419D" wp14:anchorId="33E17A21">
             <wp:extent cx="6060149" cy="2945906"/>
             <wp:effectExtent l="0" t="0" r="0" b="0"/>
             <wp:docPr id="746113954" name="drawing"/>
@@ -16114,7 +16248,7 @@
       </w:pPr>
       <w:r>
         <w:drawing>
-          <wp:inline xmlns:wp14="http://schemas.microsoft.com/office/word/2010/wordprocessingDrawing" wp14:editId="15BAB59E" wp14:anchorId="650E440A">
+          <wp:inline xmlns:wp14="http://schemas.microsoft.com/office/word/2010/wordprocessingDrawing" wp14:editId="07A59390" wp14:anchorId="650E440A">
             <wp:extent cx="6858000" cy="1038225"/>
             <wp:effectExtent l="0" t="0" r="0" b="0"/>
             <wp:docPr id="34730109" name="drawing"/>
@@ -16276,7 +16410,7 @@
       </w:pPr>
       <w:r>
         <w:drawing>
-          <wp:inline xmlns:wp14="http://schemas.microsoft.com/office/word/2010/wordprocessingDrawing" wp14:editId="11B7A52D" wp14:anchorId="6EF139E7">
+          <wp:inline xmlns:wp14="http://schemas.microsoft.com/office/word/2010/wordprocessingDrawing" wp14:editId="3F5B42AF" wp14:anchorId="6EF139E7">
             <wp:extent cx="6858000" cy="1266825"/>
             <wp:effectExtent l="0" t="0" r="0" b="0"/>
             <wp:docPr id="1780366477" name="drawing"/>
@@ -16374,7 +16508,7 @@
       </w:pPr>
       <w:r>
         <w:drawing>
-          <wp:inline xmlns:wp14="http://schemas.microsoft.com/office/word/2010/wordprocessingDrawing" wp14:editId="0A6A39F3" wp14:anchorId="38174A74">
+          <wp:inline xmlns:wp14="http://schemas.microsoft.com/office/word/2010/wordprocessingDrawing" wp14:editId="349A4967" wp14:anchorId="38174A74">
             <wp:extent cx="6858000" cy="4200525"/>
             <wp:effectExtent l="0" t="0" r="0" b="0"/>
             <wp:docPr id="735404515" name="drawing"/>
@@ -17081,7 +17215,7 @@
       </w:pPr>
       <w:r>
         <w:drawing>
-          <wp:inline xmlns:wp14="http://schemas.microsoft.com/office/word/2010/wordprocessingDrawing" wp14:editId="199F4659" wp14:anchorId="66B7A183">
+          <wp:inline xmlns:wp14="http://schemas.microsoft.com/office/word/2010/wordprocessingDrawing" wp14:editId="467A6A0C" wp14:anchorId="66B7A183">
             <wp:extent cx="6305460" cy="3695700"/>
             <wp:effectExtent l="0" t="0" r="0" b="0"/>
             <wp:docPr id="506052107" name="drawing"/>
@@ -17130,7 +17264,7 @@
       </w:pPr>
       <w:r>
         <w:drawing>
-          <wp:inline xmlns:wp14="http://schemas.microsoft.com/office/word/2010/wordprocessingDrawing" wp14:editId="41B9A39E" wp14:anchorId="442FB40A">
+          <wp:inline xmlns:wp14="http://schemas.microsoft.com/office/word/2010/wordprocessingDrawing" wp14:editId="27A2BB88" wp14:anchorId="442FB40A">
             <wp:extent cx="6197653" cy="6448425"/>
             <wp:effectExtent l="0" t="0" r="0" b="0"/>
             <wp:docPr id="612915546" name="drawing"/>
@@ -17648,7 +17782,7 @@
       </w:pPr>
       <w:r>
         <w:drawing>
-          <wp:inline xmlns:wp14="http://schemas.microsoft.com/office/word/2010/wordprocessingDrawing" wp14:editId="496ADABA" wp14:anchorId="6F1C6983">
+          <wp:inline xmlns:wp14="http://schemas.microsoft.com/office/word/2010/wordprocessingDrawing" wp14:editId="1B58A2D3" wp14:anchorId="6F1C6983">
             <wp:extent cx="5159829" cy="4514850"/>
             <wp:effectExtent l="0" t="0" r="0" b="0"/>
             <wp:docPr id="1877049474" name="drawing"/>
@@ -18967,7 +19101,7 @@
       </w:pPr>
       <w:r>
         <w:drawing>
-          <wp:inline xmlns:wp14="http://schemas.microsoft.com/office/word/2010/wordprocessingDrawing" wp14:editId="514EBCDB" wp14:anchorId="0D4C7903">
+          <wp:inline xmlns:wp14="http://schemas.microsoft.com/office/word/2010/wordprocessingDrawing" wp14:editId="4D8DB823" wp14:anchorId="0D4C7903">
             <wp:extent cx="6858000" cy="4200525"/>
             <wp:effectExtent l="0" t="0" r="0" b="0"/>
             <wp:docPr id="1835066265" name="drawing"/>
@@ -19219,6 +19353,15 @@
     <int2:textHash int2:hashCode="100V3mDSGd65E4" int2:id="pyh12GFA">
       <int2:state int2:type="spell" int2:value="Rejected"/>
     </int2:textHash>
+    <int2:bookmark int2:bookmarkName="_Int_N5LdCjhP" int2:invalidationBookmarkName="" int2:hashCode="VkdRxGiVudfMkP" int2:id="r7xQNXBP">
+      <int2:state int2:type="gram" int2:value="Rejected"/>
+    </int2:bookmark>
+    <int2:bookmark int2:bookmarkName="_Int_dBkaYpnU" int2:invalidationBookmarkName="" int2:hashCode="X4MV5m5iVEAqdO" int2:id="N05NtIIE">
+      <int2:state int2:type="gram" int2:value="Rejected"/>
+    </int2:bookmark>
+    <int2:bookmark int2:bookmarkName="_Int_vrsyd1U4" int2:invalidationBookmarkName="" int2:hashCode="VkdRxGiVudfMkP" int2:id="Td5U2Y0v">
+      <int2:state int2:type="gram" int2:value="Rejected"/>
+    </int2:bookmark>
     <int2:bookmark int2:bookmarkName="_Int_SkTAqJFY" int2:invalidationBookmarkName="" int2:hashCode="SKiDLRQXcqdEBt" int2:id="vRSznEgQ">
       <int2:state int2:type="gram" int2:value="Rejected"/>
     </int2:bookmark>
@@ -23801,7 +23944,7 @@
     <w:name w:val="Hyperlink"/>
     <w:basedOn w:val="DefaultParagraphFont"/>
     <w:unhideWhenUsed/>
-    <w:rsid w:val="3C646E88"/>
+    <w:rsid w:val="2EDEECEF"/>
     <w:rPr>
       <w:color w:val="467886"/>
       <w:u w:val="single"/>
@@ -23814,7 +23957,7 @@
     <w:next w:val="Normal"/>
     <w:unhideWhenUsed/>
     <w:qFormat/>
-    <w:rsid w:val="3C646E88"/>
+    <w:rsid w:val="2EDEECEF"/>
     <w:rPr>
       <w:rFonts w:ascii="Aptos Display" w:hAnsi="Aptos Display" w:eastAsia="" w:cs="" w:asciiTheme="majorAscii" w:hAnsiTheme="majorAscii" w:eastAsiaTheme="majorEastAsia" w:cstheme="majorBidi"/>
       <w:color w:val="0F4761" w:themeColor="accent1" w:themeTint="FF" w:themeShade="BF"/>
@@ -23835,7 +23978,7 @@
     <w:next w:val="Normal"/>
     <w:unhideWhenUsed/>
     <w:qFormat/>
-    <w:rsid w:val="3C646E88"/>
+    <w:rsid w:val="2EDEECEF"/>
     <w:rPr>
       <w:rFonts w:eastAsia="" w:cs="" w:eastAsiaTheme="majorEastAsia" w:cstheme="majorBidi"/>
       <w:i w:val="1"/>
